--- a/05Word/SALES DATA - DataVisualisation Individuell inlämning.docx
+++ b/05Word/SALES DATA - DataVisualisation Individuell inlämning.docx
@@ -1,6 +1,6 @@
 
 <file path=word/document.xml><?xml version="1.0" encoding="utf-8"?>
-<w:document xmlns:wpc="http://schemas.microsoft.com/office/word/2010/wordprocessingCanvas" xmlns:cx="http://schemas.microsoft.com/office/drawing/2014/chartex" xmlns:cx1="http://schemas.microsoft.com/office/drawing/2015/9/8/chartex" xmlns:cx2="http://schemas.microsoft.com/office/drawing/2015/10/21/chartex" xmlns:cx3="http://schemas.microsoft.com/office/drawing/2016/5/9/chartex" xmlns:cx4="http://schemas.microsoft.com/office/drawing/2016/5/10/chartex" xmlns:cx5="http://schemas.microsoft.com/office/drawing/2016/5/11/chartex" xmlns:cx6="http://schemas.microsoft.com/office/drawing/2016/5/12/chartex" xmlns:cx7="http://schemas.microsoft.com/office/drawing/2016/5/13/chartex" xmlns:cx8="http://schemas.microsoft.com/office/drawing/2016/5/14/chartex" xmlns:mc="http://schemas.openxmlformats.org/markup-compatibility/2006" xmlns:aink="http://schemas.microsoft.com/office/drawing/2016/ink" xmlns:am3d="http://schemas.microsoft.com/office/drawing/2017/model3d" xmlns:o="urn:schemas-microsoft-com:office:office" xmlns:oel="http://schemas.microsoft.com/office/2019/extlst" xmlns:r="http://schemas.openxmlformats.org/officeDocument/2006/relationships" xmlns:m="http://schemas.openxmlformats.org/officeDocument/2006/math" xmlns:v="urn:schemas-microsoft-com:vml" xmlns:wp14="http://schemas.microsoft.com/office/word/2010/wordprocessingDrawing" xmlns:wp="http://schemas.openxmlformats.org/drawingml/2006/wordprocessingDrawing" xmlns:w10="urn:schemas-microsoft-com:office:word" xmlns:w="http://schemas.openxmlformats.org/wordprocessingml/2006/main" xmlns:w14="http://schemas.microsoft.com/office/word/2010/wordml" xmlns:w15="http://schemas.microsoft.com/office/word/2012/wordml" xmlns:w16cex="http://schemas.microsoft.com/office/word/2018/wordml/cex" xmlns:w16cid="http://schemas.microsoft.com/office/word/2016/wordml/cid" xmlns:w16="http://schemas.microsoft.com/office/word/2018/wordml" xmlns:w16sdtdh="http://schemas.microsoft.com/office/word/2020/wordml/sdtdatahash" xmlns:w16se="http://schemas.microsoft.com/office/word/2015/wordml/symex" xmlns:wpg="http://schemas.microsoft.com/office/word/2010/wordprocessingGroup" xmlns:wpi="http://schemas.microsoft.com/office/word/2010/wordprocessingInk" xmlns:wne="http://schemas.microsoft.com/office/word/2006/wordml" xmlns:wps="http://schemas.microsoft.com/office/word/2010/wordprocessingShape" mc:Ignorable="w14 w15 w16se w16cid w16 w16cex w16sdtdh wp14">
+<w:document xmlns:wpc="http://schemas.microsoft.com/office/word/2010/wordprocessingCanvas" xmlns:cx="http://schemas.microsoft.com/office/drawing/2014/chartex" xmlns:cx1="http://schemas.microsoft.com/office/drawing/2015/9/8/chartex" xmlns:cx2="http://schemas.microsoft.com/office/drawing/2015/10/21/chartex" xmlns:cx3="http://schemas.microsoft.com/office/drawing/2016/5/9/chartex" xmlns:cx4="http://schemas.microsoft.com/office/drawing/2016/5/10/chartex" xmlns:cx5="http://schemas.microsoft.com/office/drawing/2016/5/11/chartex" xmlns:cx6="http://schemas.microsoft.com/office/drawing/2016/5/12/chartex" xmlns:cx7="http://schemas.microsoft.com/office/drawing/2016/5/13/chartex" xmlns:cx8="http://schemas.microsoft.com/office/drawing/2016/5/14/chartex" xmlns:mc="http://schemas.openxmlformats.org/markup-compatibility/2006" xmlns:aink="http://schemas.microsoft.com/office/drawing/2016/ink" xmlns:am3d="http://schemas.microsoft.com/office/drawing/2017/model3d" xmlns:o="urn:schemas-microsoft-com:office:office" xmlns:oel="http://schemas.microsoft.com/office/2019/extlst" xmlns:r="http://schemas.openxmlformats.org/officeDocument/2006/relationships" xmlns:m="http://schemas.openxmlformats.org/officeDocument/2006/math" xmlns:v="urn:schemas-microsoft-com:vml" xmlns:wp14="http://schemas.microsoft.com/office/word/2010/wordprocessingDrawing" xmlns:wp="http://schemas.openxmlformats.org/drawingml/2006/wordprocessingDrawing" xmlns:w10="urn:schemas-microsoft-com:office:word" xmlns:w="http://schemas.openxmlformats.org/wordprocessingml/2006/main" xmlns:w14="http://schemas.microsoft.com/office/word/2010/wordml" xmlns:w15="http://schemas.microsoft.com/office/word/2012/wordml" xmlns:w16cex="http://schemas.microsoft.com/office/word/2018/wordml/cex" xmlns:w16cid="http://schemas.microsoft.com/office/word/2016/wordml/cid" xmlns:w16="http://schemas.microsoft.com/office/word/2018/wordml" xmlns:w16du="http://schemas.microsoft.com/office/word/2023/wordml/word16du" xmlns:w16sdtdh="http://schemas.microsoft.com/office/word/2020/wordml/sdtdatahash" xmlns:w16se="http://schemas.microsoft.com/office/word/2015/wordml/symex" xmlns:wpg="http://schemas.microsoft.com/office/word/2010/wordprocessingGroup" xmlns:wpi="http://schemas.microsoft.com/office/word/2010/wordprocessingInk" xmlns:wne="http://schemas.microsoft.com/office/word/2006/wordml" xmlns:wps="http://schemas.microsoft.com/office/word/2010/wordprocessingShape" mc:Ignorable="w14 w15 w16se w16cid w16 w16cex w16sdtdh w16du wp14">
   <w:body>
     <w:p>
       <w:pPr>
@@ -133,25 +133,43 @@
         <w:pStyle w:val="Heading2"/>
       </w:pPr>
       <w:r>
+        <w:rPr>
+          <w:highlight w:val="green"/>
+        </w:rPr>
         <w:t xml:space="preserve">Del 1 – </w:t>
       </w:r>
       <w:proofErr w:type="spellStart"/>
       <w:r>
+        <w:rPr>
+          <w:highlight w:val="green"/>
+        </w:rPr>
         <w:t>Entity</w:t>
       </w:r>
       <w:proofErr w:type="spellEnd"/>
       <w:r>
+        <w:rPr>
+          <w:highlight w:val="green"/>
+        </w:rPr>
         <w:t xml:space="preserve"> Relationship Diagram</w:t>
       </w:r>
     </w:p>
     <w:p>
-      <w:r>
+      <w:pPr>
+        <w:rPr>
+          <w:highlight w:val="green"/>
+        </w:rPr>
+      </w:pPr>
+      <w:r>
+        <w:rPr>
+          <w:highlight w:val="green"/>
+        </w:rPr>
         <w:t xml:space="preserve">En </w:t>
       </w:r>
       <w:r>
         <w:rPr>
           <w:b/>
           <w:bCs/>
+          <w:highlight w:val="green"/>
         </w:rPr>
         <w:t>konceptuell</w:t>
       </w:r>
@@ -159,24 +177,29 @@
         <w:rPr>
           <w:b/>
           <w:bCs/>
+          <w:highlight w:val="green"/>
         </w:rPr>
         <w:t xml:space="preserve"> ERD </w:t>
       </w:r>
       <w:r>
-        <w:t>ska skapas s</w:t>
-      </w:r>
-      <w:r>
-        <w:t xml:space="preserve">om visar samtliga tabeller.  </w:t>
+        <w:rPr>
+          <w:highlight w:val="green"/>
+        </w:rPr>
+        <w:t xml:space="preserve">ska skapas som visar samtliga tabeller.  </w:t>
       </w:r>
     </w:p>
     <w:p>
       <w:r>
+        <w:rPr>
+          <w:highlight w:val="green"/>
+        </w:rPr>
         <w:t xml:space="preserve">En </w:t>
       </w:r>
       <w:r>
         <w:rPr>
           <w:b/>
           <w:bCs/>
+          <w:highlight w:val="green"/>
         </w:rPr>
         <w:t>fysisk</w:t>
       </w:r>
@@ -184,6 +207,7 @@
         <w:rPr>
           <w:b/>
           <w:bCs/>
+          <w:highlight w:val="green"/>
         </w:rPr>
         <w:t xml:space="preserve"> </w:t>
       </w:r>
@@ -191,46 +215,80 @@
         <w:rPr>
           <w:b/>
           <w:bCs/>
+          <w:highlight w:val="green"/>
         </w:rPr>
         <w:t xml:space="preserve">ERD </w:t>
       </w:r>
       <w:r>
-        <w:t>ska skapas s</w:t>
-      </w:r>
-      <w:r>
-        <w:t>om visar samtliga tabeller, kolumner</w:t>
-      </w:r>
-      <w:r>
+        <w:rPr>
+          <w:highlight w:val="green"/>
+        </w:rPr>
+        <w:t>ska skapas som visar samtliga tabeller, kolumner</w:t>
+      </w:r>
+      <w:r>
+        <w:rPr>
+          <w:highlight w:val="green"/>
+        </w:rPr>
         <w:t>,</w:t>
       </w:r>
       <w:r>
+        <w:rPr>
+          <w:highlight w:val="green"/>
+        </w:rPr>
         <w:t xml:space="preserve"> datatyper</w:t>
       </w:r>
       <w:r>
+        <w:rPr>
+          <w:highlight w:val="green"/>
+        </w:rPr>
         <w:t>,</w:t>
       </w:r>
       <w:r>
+        <w:rPr>
+          <w:highlight w:val="green"/>
+        </w:rPr>
         <w:t xml:space="preserve"> relationer</w:t>
       </w:r>
       <w:r>
+        <w:rPr>
+          <w:highlight w:val="green"/>
+        </w:rPr>
         <w:t xml:space="preserve"> och </w:t>
       </w:r>
       <w:proofErr w:type="spellStart"/>
       <w:r>
+        <w:rPr>
+          <w:highlight w:val="green"/>
+        </w:rPr>
         <w:t>kardinalitet</w:t>
       </w:r>
       <w:proofErr w:type="spellEnd"/>
       <w:r>
+        <w:rPr>
+          <w:highlight w:val="green"/>
+        </w:rPr>
         <w:t xml:space="preserve"> som databasen ska innehålla. </w:t>
       </w:r>
       <w:r>
+        <w:rPr>
+          <w:highlight w:val="green"/>
+        </w:rPr>
         <w:t>Diagrammet ska skapas i Draw</w:t>
       </w:r>
       <w:r>
+        <w:rPr>
+          <w:highlight w:val="green"/>
+        </w:rPr>
         <w:t>.</w:t>
       </w:r>
       <w:r>
-        <w:t xml:space="preserve">io eller liknande verktyg. </w:t>
+        <w:rPr>
+          <w:highlight w:val="green"/>
+        </w:rPr>
+        <w:t>io eller liknande verktyg.</w:t>
+      </w:r>
+      <w:r>
+        <w:t xml:space="preserve"> </w:t>
       </w:r>
       <w:r>
         <w:t xml:space="preserve"> </w:t>
@@ -245,12 +303,19 @@
           <w:color w:val="auto"/>
           <w:sz w:val="22"/>
           <w:szCs w:val="22"/>
-        </w:rPr>
-      </w:pPr>
-      <w:r>
+          <w:highlight w:val="green"/>
+        </w:rPr>
+      </w:pPr>
+      <w:r>
+        <w:rPr>
+          <w:highlight w:val="green"/>
+        </w:rPr>
         <w:t>Del 2 – Databasen</w:t>
       </w:r>
       <w:r>
+        <w:rPr>
+          <w:highlight w:val="green"/>
+        </w:rPr>
         <w:br/>
       </w:r>
       <w:r>
@@ -259,6 +324,7 @@
           <w:color w:val="auto"/>
           <w:sz w:val="22"/>
           <w:szCs w:val="22"/>
+          <w:highlight w:val="green"/>
         </w:rPr>
         <w:t xml:space="preserve">Er </w:t>
       </w:r>
@@ -268,6 +334,7 @@
           <w:color w:val="auto"/>
           <w:sz w:val="22"/>
           <w:szCs w:val="22"/>
+          <w:highlight w:val="green"/>
         </w:rPr>
         <w:t xml:space="preserve">databas ska innehålla </w:t>
       </w:r>
@@ -279,6 +346,7 @@
           <w:color w:val="FF0000"/>
           <w:sz w:val="22"/>
           <w:szCs w:val="22"/>
+          <w:highlight w:val="green"/>
         </w:rPr>
         <w:t>minst</w:t>
       </w:r>
@@ -288,6 +356,7 @@
           <w:color w:val="FF0000"/>
           <w:sz w:val="22"/>
           <w:szCs w:val="22"/>
+          <w:highlight w:val="green"/>
         </w:rPr>
         <w:t xml:space="preserve"> </w:t>
       </w:r>
@@ -297,6 +366,7 @@
           <w:color w:val="auto"/>
           <w:sz w:val="22"/>
           <w:szCs w:val="22"/>
+          <w:highlight w:val="green"/>
         </w:rPr>
         <w:t>dessa tabeller</w:t>
       </w:r>
@@ -306,6 +376,7 @@
           <w:color w:val="auto"/>
           <w:sz w:val="22"/>
           <w:szCs w:val="22"/>
+          <w:highlight w:val="green"/>
         </w:rPr>
         <w:t xml:space="preserve"> (</w:t>
       </w:r>
@@ -317,6 +388,7 @@
           <w:color w:val="auto"/>
           <w:sz w:val="22"/>
           <w:szCs w:val="22"/>
+          <w:highlight w:val="green"/>
         </w:rPr>
         <w:t>KRAV</w:t>
       </w:r>
@@ -328,6 +400,7 @@
           <w:color w:val="auto"/>
           <w:sz w:val="22"/>
           <w:szCs w:val="22"/>
+          <w:highlight w:val="green"/>
         </w:rPr>
         <w:t>!</w:t>
       </w:r>
@@ -337,6 +410,7 @@
           <w:color w:val="auto"/>
           <w:sz w:val="22"/>
           <w:szCs w:val="22"/>
+          <w:highlight w:val="green"/>
         </w:rPr>
         <w:t>)</w:t>
       </w:r>
@@ -346,6 +420,7 @@
           <w:color w:val="auto"/>
           <w:sz w:val="22"/>
           <w:szCs w:val="22"/>
+          <w:highlight w:val="green"/>
         </w:rPr>
         <w:t>.</w:t>
       </w:r>
@@ -355,6 +430,7 @@
           <w:color w:val="auto"/>
           <w:sz w:val="22"/>
           <w:szCs w:val="22"/>
+          <w:highlight w:val="green"/>
         </w:rPr>
         <w:t xml:space="preserve"> </w:t>
       </w:r>
@@ -367,26 +443,42 @@
           <w:numId w:val="1"/>
         </w:numPr>
         <w:spacing w:before="100" w:beforeAutospacing="1" w:after="100" w:afterAutospacing="1"/>
-      </w:pPr>
-      <w:proofErr w:type="spellStart"/>
-      <w:r>
-        <w:rPr>
-          <w:b/>
-          <w:bCs/>
+        <w:rPr>
+          <w:highlight w:val="green"/>
+        </w:rPr>
+      </w:pPr>
+      <w:proofErr w:type="spellStart"/>
+      <w:r>
+        <w:rPr>
+          <w:b/>
+          <w:bCs/>
+          <w:highlight w:val="green"/>
         </w:rPr>
         <w:t>Customer</w:t>
       </w:r>
       <w:proofErr w:type="spellEnd"/>
       <w:r>
+        <w:rPr>
+          <w:highlight w:val="green"/>
+        </w:rPr>
         <w:t xml:space="preserve"> </w:t>
       </w:r>
       <w:r>
+        <w:rPr>
+          <w:highlight w:val="green"/>
+        </w:rPr>
         <w:t>-</w:t>
       </w:r>
       <w:r>
+        <w:rPr>
+          <w:highlight w:val="green"/>
+        </w:rPr>
         <w:t xml:space="preserve"> Innehålla info som gäller för kunden. Tex. Namn, Kön, Adress, </w:t>
       </w:r>
       <w:r>
+        <w:rPr>
+          <w:highlight w:val="green"/>
+        </w:rPr>
         <w:t>Födelsedag, Personnummer och kontaktuppgifter.</w:t>
       </w:r>
     </w:p>
@@ -398,11 +490,15 @@
           <w:numId w:val="1"/>
         </w:numPr>
         <w:spacing w:before="100" w:beforeAutospacing="1" w:after="100" w:afterAutospacing="1"/>
-      </w:pPr>
-      <w:r>
-        <w:rPr>
-          <w:b/>
-          <w:bCs/>
+        <w:rPr>
+          <w:highlight w:val="green"/>
+        </w:rPr>
+      </w:pPr>
+      <w:r>
+        <w:rPr>
+          <w:b/>
+          <w:bCs/>
+          <w:highlight w:val="green"/>
         </w:rPr>
         <w:t>Order</w:t>
       </w:r>
@@ -410,33 +506,52 @@
         <w:rPr>
           <w:b/>
           <w:bCs/>
+          <w:highlight w:val="green"/>
         </w:rPr>
         <w:t xml:space="preserve"> </w:t>
       </w:r>
       <w:r>
+        <w:rPr>
+          <w:highlight w:val="green"/>
+        </w:rPr>
         <w:t xml:space="preserve">– Innehåller information </w:t>
       </w:r>
       <w:r>
+        <w:rPr>
+          <w:highlight w:val="green"/>
+        </w:rPr>
         <w:t xml:space="preserve">kring </w:t>
       </w:r>
       <w:r>
+        <w:rPr>
+          <w:highlight w:val="green"/>
+        </w:rPr>
         <w:t>en specifik order</w:t>
       </w:r>
       <w:r>
+        <w:rPr>
+          <w:highlight w:val="green"/>
+        </w:rPr>
         <w:t>.</w:t>
       </w:r>
       <w:r>
-        <w:t xml:space="preserve"> </w:t>
-      </w:r>
-      <w:r>
-        <w:t xml:space="preserve">Har en relation till </w:t>
-      </w:r>
-      <w:proofErr w:type="spellStart"/>
-      <w:r>
+        <w:rPr>
+          <w:highlight w:val="green"/>
+        </w:rPr>
+        <w:t xml:space="preserve"> Har en relation till </w:t>
+      </w:r>
+      <w:proofErr w:type="spellStart"/>
+      <w:r>
+        <w:rPr>
+          <w:highlight w:val="green"/>
+        </w:rPr>
         <w:t>Customer</w:t>
       </w:r>
       <w:proofErr w:type="spellEnd"/>
       <w:r>
+        <w:rPr>
+          <w:highlight w:val="green"/>
+        </w:rPr>
         <w:t>.</w:t>
       </w:r>
     </w:p>
@@ -448,25 +563,29 @@
           <w:numId w:val="1"/>
         </w:numPr>
         <w:spacing w:before="100" w:beforeAutospacing="1" w:after="100" w:afterAutospacing="1"/>
-      </w:pPr>
-      <w:r>
-        <w:rPr>
-          <w:b/>
-          <w:bCs/>
+        <w:rPr>
+          <w:highlight w:val="green"/>
+        </w:rPr>
+      </w:pPr>
+      <w:r>
+        <w:rPr>
+          <w:b/>
+          <w:bCs/>
+          <w:highlight w:val="green"/>
         </w:rPr>
         <w:t>Product</w:t>
       </w:r>
       <w:r>
+        <w:rPr>
+          <w:highlight w:val="green"/>
+        </w:rPr>
         <w:t xml:space="preserve"> – Innehåller information </w:t>
       </w:r>
       <w:r>
-        <w:t>kring en specifik produkt</w:t>
-      </w:r>
-      <w:r>
-        <w:t xml:space="preserve">. </w:t>
-      </w:r>
-      <w:r>
-        <w:t>Har en relation till Order.</w:t>
+        <w:rPr>
+          <w:highlight w:val="green"/>
+        </w:rPr>
+        <w:t>kring en specifik produkt. Har en relation till Order.</w:t>
       </w:r>
     </w:p>
     <w:p>
@@ -477,27 +596,31 @@
           <w:numId w:val="1"/>
         </w:numPr>
         <w:spacing w:before="100" w:beforeAutospacing="1" w:after="100" w:afterAutospacing="1"/>
-      </w:pPr>
-      <w:proofErr w:type="spellStart"/>
-      <w:r>
-        <w:rPr>
-          <w:b/>
-          <w:bCs/>
+        <w:rPr>
+          <w:highlight w:val="green"/>
+        </w:rPr>
+      </w:pPr>
+      <w:proofErr w:type="spellStart"/>
+      <w:r>
+        <w:rPr>
+          <w:b/>
+          <w:bCs/>
+          <w:highlight w:val="green"/>
         </w:rPr>
         <w:t>Supplier</w:t>
       </w:r>
       <w:proofErr w:type="spellEnd"/>
       <w:r>
+        <w:rPr>
+          <w:highlight w:val="green"/>
+        </w:rPr>
         <w:t xml:space="preserve"> – </w:t>
       </w:r>
       <w:r>
-        <w:t>Innehåller information kring en specifik leverantör</w:t>
-      </w:r>
-      <w:r>
-        <w:t xml:space="preserve">. </w:t>
-      </w:r>
-      <w:r>
-        <w:t>Har en relation till Produkt.</w:t>
+        <w:rPr>
+          <w:highlight w:val="green"/>
+        </w:rPr>
+        <w:t>Innehåller information kring en specifik leverantör. Har en relation till Produkt.</w:t>
       </w:r>
     </w:p>
     <w:p>
@@ -2550,7 +2673,7 @@
 </file>
 
 <file path=word/numbering.xml><?xml version="1.0" encoding="utf-8"?>
-<w:numbering xmlns:wpc="http://schemas.microsoft.com/office/word/2010/wordprocessingCanvas" xmlns:cx="http://schemas.microsoft.com/office/drawing/2014/chartex" xmlns:cx1="http://schemas.microsoft.com/office/drawing/2015/9/8/chartex" xmlns:cx2="http://schemas.microsoft.com/office/drawing/2015/10/21/chartex" xmlns:cx3="http://schemas.microsoft.com/office/drawing/2016/5/9/chartex" xmlns:cx4="http://schemas.microsoft.com/office/drawing/2016/5/10/chartex" xmlns:cx5="http://schemas.microsoft.com/office/drawing/2016/5/11/chartex" xmlns:cx6="http://schemas.microsoft.com/office/drawing/2016/5/12/chartex" xmlns:cx7="http://schemas.microsoft.com/office/drawing/2016/5/13/chartex" xmlns:cx8="http://schemas.microsoft.com/office/drawing/2016/5/14/chartex" xmlns:mc="http://schemas.openxmlformats.org/markup-compatibility/2006" xmlns:aink="http://schemas.microsoft.com/office/drawing/2016/ink" xmlns:am3d="http://schemas.microsoft.com/office/drawing/2017/model3d" xmlns:o="urn:schemas-microsoft-com:office:office" xmlns:oel="http://schemas.microsoft.com/office/2019/extlst" xmlns:r="http://schemas.openxmlformats.org/officeDocument/2006/relationships" xmlns:m="http://schemas.openxmlformats.org/officeDocument/2006/math" xmlns:v="urn:schemas-microsoft-com:vml" xmlns:wp14="http://schemas.microsoft.com/office/word/2010/wordprocessingDrawing" xmlns:wp="http://schemas.openxmlformats.org/drawingml/2006/wordprocessingDrawing" xmlns:w10="urn:schemas-microsoft-com:office:word" xmlns:w="http://schemas.openxmlformats.org/wordprocessingml/2006/main" xmlns:w14="http://schemas.microsoft.com/office/word/2010/wordml" xmlns:w15="http://schemas.microsoft.com/office/word/2012/wordml" xmlns:w16cex="http://schemas.microsoft.com/office/word/2018/wordml/cex" xmlns:w16cid="http://schemas.microsoft.com/office/word/2016/wordml/cid" xmlns:w16="http://schemas.microsoft.com/office/word/2018/wordml" xmlns:w16sdtdh="http://schemas.microsoft.com/office/word/2020/wordml/sdtdatahash" xmlns:w16se="http://schemas.microsoft.com/office/word/2015/wordml/symex" xmlns:wpg="http://schemas.microsoft.com/office/word/2010/wordprocessingGroup" xmlns:wpi="http://schemas.microsoft.com/office/word/2010/wordprocessingInk" xmlns:wne="http://schemas.microsoft.com/office/word/2006/wordml" xmlns:wps="http://schemas.microsoft.com/office/word/2010/wordprocessingShape" mc:Ignorable="w14 w15 w16se w16cid w16 w16cex w16sdtdh wp14">
+<w:numbering xmlns:wpc="http://schemas.microsoft.com/office/word/2010/wordprocessingCanvas" xmlns:cx="http://schemas.microsoft.com/office/drawing/2014/chartex" xmlns:cx1="http://schemas.microsoft.com/office/drawing/2015/9/8/chartex" xmlns:cx2="http://schemas.microsoft.com/office/drawing/2015/10/21/chartex" xmlns:cx3="http://schemas.microsoft.com/office/drawing/2016/5/9/chartex" xmlns:cx4="http://schemas.microsoft.com/office/drawing/2016/5/10/chartex" xmlns:cx5="http://schemas.microsoft.com/office/drawing/2016/5/11/chartex" xmlns:cx6="http://schemas.microsoft.com/office/drawing/2016/5/12/chartex" xmlns:cx7="http://schemas.microsoft.com/office/drawing/2016/5/13/chartex" xmlns:cx8="http://schemas.microsoft.com/office/drawing/2016/5/14/chartex" xmlns:mc="http://schemas.openxmlformats.org/markup-compatibility/2006" xmlns:aink="http://schemas.microsoft.com/office/drawing/2016/ink" xmlns:am3d="http://schemas.microsoft.com/office/drawing/2017/model3d" xmlns:o="urn:schemas-microsoft-com:office:office" xmlns:oel="http://schemas.microsoft.com/office/2019/extlst" xmlns:r="http://schemas.openxmlformats.org/officeDocument/2006/relationships" xmlns:m="http://schemas.openxmlformats.org/officeDocument/2006/math" xmlns:v="urn:schemas-microsoft-com:vml" xmlns:wp14="http://schemas.microsoft.com/office/word/2010/wordprocessingDrawing" xmlns:wp="http://schemas.openxmlformats.org/drawingml/2006/wordprocessingDrawing" xmlns:w10="urn:schemas-microsoft-com:office:word" xmlns:w="http://schemas.openxmlformats.org/wordprocessingml/2006/main" xmlns:w14="http://schemas.microsoft.com/office/word/2010/wordml" xmlns:w15="http://schemas.microsoft.com/office/word/2012/wordml" xmlns:w16cex="http://schemas.microsoft.com/office/word/2018/wordml/cex" xmlns:w16cid="http://schemas.microsoft.com/office/word/2016/wordml/cid" xmlns:w16="http://schemas.microsoft.com/office/word/2018/wordml" xmlns:w16du="http://schemas.microsoft.com/office/word/2023/wordml/word16du" xmlns:w16sdtdh="http://schemas.microsoft.com/office/word/2020/wordml/sdtdatahash" xmlns:w16se="http://schemas.microsoft.com/office/word/2015/wordml/symex" xmlns:wpg="http://schemas.microsoft.com/office/word/2010/wordprocessingGroup" xmlns:wpi="http://schemas.microsoft.com/office/word/2010/wordprocessingInk" xmlns:wne="http://schemas.microsoft.com/office/word/2006/wordml" xmlns:wps="http://schemas.microsoft.com/office/word/2010/wordprocessingShape" mc:Ignorable="w14 w15 w16se w16cid w16 w16cex w16sdtdh w16du wp14">
   <w:abstractNum w:abstractNumId="0" w15:restartNumberingAfterBreak="0">
     <w:nsid w:val="0273217B"/>
     <w:multiLevelType w:val="hybridMultilevel"/>
@@ -3869,7 +3992,7 @@
 </file>
 
 <file path=word/styles.xml><?xml version="1.0" encoding="utf-8"?>
-<w:styles xmlns:mc="http://schemas.openxmlformats.org/markup-compatibility/2006" xmlns:r="http://schemas.openxmlformats.org/officeDocument/2006/relationships" xmlns:w="http://schemas.openxmlformats.org/wordprocessingml/2006/main" xmlns:w14="http://schemas.microsoft.com/office/word/2010/wordml" xmlns:w15="http://schemas.microsoft.com/office/word/2012/wordml" xmlns:w16cex="http://schemas.microsoft.com/office/word/2018/wordml/cex" xmlns:w16cid="http://schemas.microsoft.com/office/word/2016/wordml/cid" xmlns:w16="http://schemas.microsoft.com/office/word/2018/wordml" xmlns:w16sdtdh="http://schemas.microsoft.com/office/word/2020/wordml/sdtdatahash" xmlns:w16se="http://schemas.microsoft.com/office/word/2015/wordml/symex" mc:Ignorable="w14 w15 w16se w16cid w16 w16cex w16sdtdh">
+<w:styles xmlns:mc="http://schemas.openxmlformats.org/markup-compatibility/2006" xmlns:r="http://schemas.openxmlformats.org/officeDocument/2006/relationships" xmlns:w="http://schemas.openxmlformats.org/wordprocessingml/2006/main" xmlns:w14="http://schemas.microsoft.com/office/word/2010/wordml" xmlns:w15="http://schemas.microsoft.com/office/word/2012/wordml" xmlns:w16cex="http://schemas.microsoft.com/office/word/2018/wordml/cex" xmlns:w16cid="http://schemas.microsoft.com/office/word/2016/wordml/cid" xmlns:w16="http://schemas.microsoft.com/office/word/2018/wordml" xmlns:w16du="http://schemas.microsoft.com/office/word/2023/wordml/word16du" xmlns:w16sdtdh="http://schemas.microsoft.com/office/word/2020/wordml/sdtdatahash" xmlns:w16se="http://schemas.microsoft.com/office/word/2015/wordml/symex" mc:Ignorable="w14 w15 w16se w16cid w16 w16cex w16sdtdh w16du">
   <w:docDefaults>
     <w:rPrDefault>
       <w:rPr>

--- a/05Word/SALES DATA - DataVisualisation Individuell inlämning.docx
+++ b/05Word/SALES DATA - DataVisualisation Individuell inlämning.docx
@@ -2405,44 +2405,78 @@
           <w:numId w:val="11"/>
         </w:numPr>
         <w:spacing w:before="100" w:beforeAutospacing="1" w:after="100" w:afterAutospacing="1"/>
-      </w:pPr>
-      <w:r>
+        <w:rPr>
+          <w:highlight w:val="green"/>
+        </w:rPr>
+      </w:pPr>
+      <w:r>
+        <w:rPr>
+          <w:highlight w:val="green"/>
+        </w:rPr>
         <w:t xml:space="preserve">(G) </w:t>
       </w:r>
       <w:r>
+        <w:rPr>
+          <w:highlight w:val="green"/>
+        </w:rPr>
         <w:t xml:space="preserve">En </w:t>
       </w:r>
       <w:r>
         <w:rPr>
           <w:b/>
           <w:bCs/>
+          <w:highlight w:val="green"/>
         </w:rPr>
         <w:t>Konceptuell</w:t>
       </w:r>
       <w:r>
+        <w:rPr>
+          <w:highlight w:val="green"/>
+        </w:rPr>
         <w:t xml:space="preserve"> </w:t>
       </w:r>
       <w:proofErr w:type="spellStart"/>
       <w:r>
+        <w:rPr>
+          <w:highlight w:val="green"/>
+        </w:rPr>
         <w:t>E</w:t>
       </w:r>
       <w:r>
+        <w:rPr>
+          <w:highlight w:val="green"/>
+        </w:rPr>
         <w:t>ntity</w:t>
       </w:r>
       <w:proofErr w:type="spellEnd"/>
       <w:r>
+        <w:rPr>
+          <w:highlight w:val="green"/>
+        </w:rPr>
         <w:t xml:space="preserve"> </w:t>
       </w:r>
       <w:r>
+        <w:rPr>
+          <w:highlight w:val="green"/>
+        </w:rPr>
         <w:t>R</w:t>
       </w:r>
       <w:r>
+        <w:rPr>
+          <w:highlight w:val="green"/>
+        </w:rPr>
         <w:t>elationship</w:t>
       </w:r>
       <w:r>
+        <w:rPr>
+          <w:highlight w:val="green"/>
+        </w:rPr>
         <w:t xml:space="preserve"> Diagram över din </w:t>
       </w:r>
       <w:r>
+        <w:rPr>
+          <w:highlight w:val="green"/>
+        </w:rPr>
         <w:t>databas</w:t>
       </w:r>
     </w:p>
@@ -2457,15 +2491,20 @@
         <w:rPr>
           <w:b/>
           <w:bCs/>
-        </w:rPr>
-      </w:pPr>
-      <w:r>
+          <w:highlight w:val="green"/>
+        </w:rPr>
+      </w:pPr>
+      <w:r>
+        <w:rPr>
+          <w:highlight w:val="green"/>
+        </w:rPr>
         <w:t xml:space="preserve">(G) Din </w:t>
       </w:r>
       <w:r>
         <w:rPr>
           <w:b/>
           <w:bCs/>
+          <w:highlight w:val="green"/>
         </w:rPr>
         <w:t>SQL</w:t>
       </w:r>
@@ -2473,6 +2512,7 @@
         <w:rPr>
           <w:b/>
           <w:bCs/>
+          <w:highlight w:val="green"/>
         </w:rPr>
         <w:t xml:space="preserve"> </w:t>
       </w:r>
@@ -2481,6 +2521,7 @@
         <w:rPr>
           <w:b/>
           <w:bCs/>
+          <w:highlight w:val="green"/>
         </w:rPr>
         <w:t>relational</w:t>
       </w:r>
@@ -2489,6 +2530,7 @@
         <w:rPr>
           <w:b/>
           <w:bCs/>
+          <w:highlight w:val="green"/>
         </w:rPr>
         <w:t>-</w:t>
       </w:r>
@@ -2497,6 +2539,7 @@
         <w:rPr>
           <w:b/>
           <w:bCs/>
+          <w:highlight w:val="green"/>
         </w:rPr>
         <w:t>databas</w:t>
       </w:r>
@@ -2504,6 +2547,7 @@
         <w:rPr>
           <w:b/>
           <w:bCs/>
+          <w:highlight w:val="green"/>
         </w:rPr>
         <w:t xml:space="preserve"> syntax</w:t>
       </w:r>
@@ -2517,20 +2561,33 @@
           <w:numId w:val="11"/>
         </w:numPr>
         <w:spacing w:before="100" w:beforeAutospacing="1" w:after="100" w:afterAutospacing="1"/>
-      </w:pPr>
-      <w:r>
+        <w:rPr>
+          <w:highlight w:val="green"/>
+        </w:rPr>
+      </w:pPr>
+      <w:r>
+        <w:rPr>
+          <w:highlight w:val="green"/>
+        </w:rPr>
         <w:t xml:space="preserve">(G) </w:t>
       </w:r>
       <w:r>
+        <w:rPr>
+          <w:highlight w:val="green"/>
+        </w:rPr>
         <w:t xml:space="preserve">En </w:t>
       </w:r>
       <w:r>
+        <w:rPr>
+          <w:highlight w:val="green"/>
+        </w:rPr>
         <w:t xml:space="preserve">Power BI </w:t>
       </w:r>
       <w:r>
         <w:rPr>
           <w:b/>
           <w:bCs/>
+          <w:highlight w:val="green"/>
         </w:rPr>
         <w:t>.</w:t>
       </w:r>
@@ -2539,21 +2596,34 @@
         <w:rPr>
           <w:b/>
           <w:bCs/>
+          <w:highlight w:val="green"/>
         </w:rPr>
         <w:t>pbix</w:t>
       </w:r>
       <w:proofErr w:type="spellEnd"/>
       <w:r>
+        <w:rPr>
+          <w:highlight w:val="green"/>
+        </w:rPr>
         <w:t xml:space="preserve"> fil</w:t>
       </w:r>
       <w:r>
+        <w:rPr>
+          <w:highlight w:val="green"/>
+        </w:rPr>
         <w:t xml:space="preserve"> till din </w:t>
       </w:r>
       <w:r>
+        <w:rPr>
+          <w:highlight w:val="green"/>
+        </w:rPr>
         <w:t xml:space="preserve">Power BI </w:t>
       </w:r>
       <w:proofErr w:type="spellStart"/>
       <w:r>
+        <w:rPr>
+          <w:highlight w:val="green"/>
+        </w:rPr>
         <w:t>dashboard</w:t>
       </w:r>
       <w:proofErr w:type="spellEnd"/>
@@ -2589,70 +2659,94 @@
           <w:numId w:val="11"/>
         </w:numPr>
         <w:spacing w:before="100" w:beforeAutospacing="1" w:after="100" w:afterAutospacing="1"/>
-      </w:pPr>
-      <w:r>
+        <w:rPr>
+          <w:highlight w:val="green"/>
+        </w:rPr>
+      </w:pPr>
+      <w:r>
+        <w:rPr>
+          <w:highlight w:val="green"/>
+        </w:rPr>
         <w:t xml:space="preserve">(VG) </w:t>
       </w:r>
       <w:r>
+        <w:rPr>
+          <w:highlight w:val="green"/>
+        </w:rPr>
         <w:t xml:space="preserve">En </w:t>
       </w:r>
       <w:r>
         <w:rPr>
           <w:b/>
           <w:bCs/>
+          <w:highlight w:val="green"/>
         </w:rPr>
         <w:t>Fysisk</w:t>
       </w:r>
       <w:r>
+        <w:rPr>
+          <w:highlight w:val="green"/>
+        </w:rPr>
         <w:t xml:space="preserve"> </w:t>
       </w:r>
       <w:proofErr w:type="spellStart"/>
       <w:r>
-        <w:t>E</w:t>
-      </w:r>
-      <w:r>
-        <w:t>ntity</w:t>
-      </w:r>
-      <w:proofErr w:type="spellEnd"/>
-      <w:r>
+        <w:rPr>
+          <w:highlight w:val="green"/>
+        </w:rPr>
+        <w:t>Entity</w:t>
+      </w:r>
+      <w:proofErr w:type="spellEnd"/>
+      <w:r>
+        <w:rPr>
+          <w:highlight w:val="green"/>
+        </w:rPr>
+        <w:t xml:space="preserve"> Relationship Diagram över din databas</w:t>
+      </w:r>
+      <w:r>
+        <w:rPr>
+          <w:highlight w:val="green"/>
+        </w:rPr>
+        <w:t xml:space="preserve"> (</w:t>
+      </w:r>
+      <w:r>
+        <w:rPr>
+          <w:b/>
+          <w:bCs/>
+          <w:highlight w:val="green"/>
+        </w:rPr>
+        <w:t>K</w:t>
+      </w:r>
+      <w:r>
+        <w:rPr>
+          <w:b/>
+          <w:bCs/>
+          <w:highlight w:val="green"/>
+        </w:rPr>
+        <w:t>onceptuell</w:t>
+      </w:r>
+      <w:r>
+        <w:rPr>
+          <w:highlight w:val="green"/>
+        </w:rPr>
         <w:t xml:space="preserve"> </w:t>
       </w:r>
       <w:r>
-        <w:t>R</w:t>
-      </w:r>
-      <w:r>
-        <w:t>elationship</w:t>
-      </w:r>
-      <w:r>
-        <w:t xml:space="preserve"> Diagram över din databas</w:t>
-      </w:r>
-      <w:r>
-        <w:t xml:space="preserve"> (</w:t>
-      </w:r>
-      <w:r>
-        <w:rPr>
-          <w:b/>
-          <w:bCs/>
-        </w:rPr>
-        <w:t>K</w:t>
-      </w:r>
-      <w:r>
-        <w:rPr>
-          <w:b/>
-          <w:bCs/>
-        </w:rPr>
-        <w:t>onceptuell</w:t>
-      </w:r>
-      <w:r>
-        <w:t xml:space="preserve"> </w:t>
-      </w:r>
-      <w:r>
+        <w:rPr>
+          <w:highlight w:val="green"/>
+        </w:rPr>
         <w:t xml:space="preserve">ERD </w:t>
       </w:r>
       <w:r>
+        <w:rPr>
+          <w:highlight w:val="green"/>
+        </w:rPr>
         <w:t>behövs ej!</w:t>
       </w:r>
       <w:r>
+        <w:rPr>
+          <w:highlight w:val="green"/>
+        </w:rPr>
         <w:t>)</w:t>
       </w:r>
     </w:p>

--- a/05Word/SALES DATA - DataVisualisation Individuell inlämning.docx
+++ b/05Word/SALES DATA - DataVisualisation Individuell inlämning.docx
@@ -5,6 +5,7 @@
     <w:p>
       <w:pPr>
         <w:pStyle w:val="Heading1"/>
+        <w:ind w:firstLine="1304"/>
       </w:pPr>
       <w:proofErr w:type="spellStart"/>
       <w:r>
